--- a/Docs/Testdokumentation.docx
+++ b/Docs/Testdokumentation.docx
@@ -27,9 +27,11 @@
             <w:tcW w:w="706" w:type="dxa"/>
           </w:tcPr>
           <w:p>
+            <w:proofErr w:type="spellStart"/>
             <w:r>
               <w:t>Nr</w:t>
             </w:r>
+            <w:proofErr w:type="spellEnd"/>
           </w:p>
         </w:tc>
         <w:tc>
@@ -234,8 +236,13 @@
           </w:tcPr>
           <w:p>
             <w:r>
-              <w:t>+ und – sind erst sichtbar, wenn man ein Produkt mindestens einmal ausgewählt hat</w:t>
-            </w:r>
+              <w:t xml:space="preserve">+ und – sind erst sichtbar, wenn man ein Produkt mindestens einmal ausgewählt </w:t>
+            </w:r>
+            <w:proofErr w:type="gramStart"/>
+            <w:r>
+              <w:t>hat</w:t>
+            </w:r>
+            <w:proofErr w:type="gramEnd"/>
           </w:p>
         </w:tc>
       </w:tr>
@@ -390,17 +397,274 @@
       <w:r>
         <w:t xml:space="preserve">Nutzertest </w:t>
       </w:r>
+      <w:proofErr w:type="spellStart"/>
       <w:r>
         <w:t>Tischverwaltunssystem</w:t>
       </w:r>
+      <w:proofErr w:type="spellEnd"/>
       <w:r>
         <w:tab/>
         <w:t>Durchführung</w:t>
       </w:r>
       <w:r>
-        <w:t>sart: Tests werden Manuell durchgeführt</w:t>
+        <w:t xml:space="preserve">sart: Tests werden </w:t>
+      </w:r>
+      <w:proofErr w:type="gramStart"/>
+      <w:r>
+        <w:t>Manuell</w:t>
+      </w:r>
+      <w:proofErr w:type="gramEnd"/>
+      <w:r>
+        <w:t xml:space="preserve"> durchgeführt</w:t>
       </w:r>
     </w:p>
+    <w:p/>
+    <w:p>
+      <w:pPr>
+        <w:rPr>
+          <w:b/>
+          <w:bCs/>
+        </w:rPr>
+      </w:pPr>
+      <w:r>
+        <w:rPr>
+          <w:b/>
+          <w:bCs/>
+        </w:rPr>
+        <w:lastRenderedPageBreak/>
+        <w:t>Mögliche automatische Methoden zum Testen</w:t>
+      </w:r>
+    </w:p>
+    <w:p>
+      <w:pPr>
+        <w:ind w:left="720"/>
+      </w:pPr>
+      <w:r>
+        <w:rPr>
+          <w:b/>
+          <w:bCs/>
+        </w:rPr>
+        <w:t>Unit-Tests:</w:t>
+      </w:r>
+      <w:r>
+        <w:t xml:space="preserve"> Die Services im Backend (Artikel, Bestellung, Lager, Stammdaten) werden mit </w:t>
+      </w:r>
+      <w:proofErr w:type="spellStart"/>
+      <w:r>
+        <w:t>xUnit</w:t>
+      </w:r>
+      <w:proofErr w:type="spellEnd"/>
+      <w:r>
+        <w:t xml:space="preserve"> und </w:t>
+      </w:r>
+      <w:proofErr w:type="spellStart"/>
+      <w:r>
+        <w:t>Moq</w:t>
+      </w:r>
+      <w:proofErr w:type="spellEnd"/>
+      <w:r>
+        <w:t xml:space="preserve"> isoliert getestet.</w:t>
+      </w:r>
+    </w:p>
+    <w:p>
+      <w:pPr>
+        <w:ind w:left="720"/>
+      </w:pPr>
+      <w:r>
+        <w:rPr>
+          <w:b/>
+          <w:bCs/>
+        </w:rPr>
+        <w:t>Frontend-Tests:</w:t>
+      </w:r>
+      <w:r>
+        <w:t xml:space="preserve"> React-Komponenten wie Tabellen, Buttons und </w:t>
+      </w:r>
+      <w:proofErr w:type="spellStart"/>
+      <w:r>
+        <w:t>Modals</w:t>
+      </w:r>
+      <w:proofErr w:type="spellEnd"/>
+      <w:r>
+        <w:t xml:space="preserve"> werden mit </w:t>
+      </w:r>
+      <w:proofErr w:type="spellStart"/>
+      <w:r>
+        <w:t>Vitest</w:t>
+      </w:r>
+      <w:proofErr w:type="spellEnd"/>
+      <w:r>
+        <w:t xml:space="preserve"> und der React </w:t>
+      </w:r>
+      <w:proofErr w:type="spellStart"/>
+      <w:r>
+        <w:t>Testing</w:t>
+      </w:r>
+      <w:proofErr w:type="spellEnd"/>
+      <w:r>
+        <w:t xml:space="preserve"> Library getestet.</w:t>
+      </w:r>
+    </w:p>
+    <w:p>
+      <w:pPr>
+        <w:ind w:left="720"/>
+      </w:pPr>
+      <w:r>
+        <w:rPr>
+          <w:b/>
+          <w:bCs/>
+        </w:rPr>
+        <w:t>API-Tests:</w:t>
+      </w:r>
+      <w:r>
+        <w:t> Mit der </w:t>
+      </w:r>
+      <w:proofErr w:type="spellStart"/>
+      <w:r>
+        <w:t>WebApplicationFactory</w:t>
+      </w:r>
+      <w:proofErr w:type="spellEnd"/>
+      <w:r>
+        <w:t> werden die REST-Endpunkte auf HTTP-Ebene getestet.</w:t>
+      </w:r>
+    </w:p>
+    <w:p>
+      <w:pPr>
+        <w:ind w:left="720"/>
+      </w:pPr>
+      <w:r>
+        <w:rPr>
+          <w:b/>
+          <w:bCs/>
+        </w:rPr>
+        <w:t>Integrationstests:</w:t>
+      </w:r>
+      <w:r>
+        <w:t xml:space="preserve"> Hier wird das Zusammenspiel von Services, </w:t>
+      </w:r>
+      <w:proofErr w:type="spellStart"/>
+      <w:r>
+        <w:t>Repositories</w:t>
+      </w:r>
+      <w:proofErr w:type="spellEnd"/>
+      <w:r>
+        <w:t xml:space="preserve"> und einer echten Datenbank geprüft.</w:t>
+      </w:r>
+    </w:p>
+    <w:p>
+      <w:pPr>
+        <w:ind w:left="720"/>
+        <w:rPr>
+          <w:b/>
+          <w:bCs/>
+        </w:rPr>
+      </w:pPr>
+    </w:p>
+    <w:p>
+      <w:pPr>
+        <w:rPr>
+          <w:b/>
+          <w:bCs/>
+        </w:rPr>
+      </w:pPr>
+      <w:r>
+        <w:rPr>
+          <w:b/>
+          <w:bCs/>
+        </w:rPr>
+        <w:t>Vorteile für die Qualitätssicherung und Entwicklungsprozess:</w:t>
+      </w:r>
+    </w:p>
+    <w:p>
+      <w:pPr>
+        <w:pStyle w:val="Listenabsatz"/>
+        <w:numPr>
+          <w:ilvl w:val="0"/>
+          <w:numId w:val="1"/>
+        </w:numPr>
+      </w:pPr>
+      <w:r>
+        <w:t>Fehler werden früh erkannt</w:t>
+      </w:r>
+    </w:p>
+    <w:p>
+      <w:pPr>
+        <w:pStyle w:val="Listenabsatz"/>
+        <w:numPr>
+          <w:ilvl w:val="0"/>
+          <w:numId w:val="1"/>
+        </w:numPr>
+      </w:pPr>
+      <w:r>
+        <w:t>Objektive Ergebnisse zur Überprüfung</w:t>
+      </w:r>
+    </w:p>
+    <w:p>
+      <w:pPr>
+        <w:pStyle w:val="Listenabsatz"/>
+        <w:numPr>
+          <w:ilvl w:val="0"/>
+          <w:numId w:val="1"/>
+        </w:numPr>
+      </w:pPr>
+      <w:r>
+        <w:t>Messbare Qualität</w:t>
+      </w:r>
+    </w:p>
+    <w:p>
+      <w:pPr>
+        <w:pStyle w:val="Listenabsatz"/>
+        <w:numPr>
+          <w:ilvl w:val="0"/>
+          <w:numId w:val="1"/>
+        </w:numPr>
+      </w:pPr>
+      <w:r>
+        <w:t>Schnelles Feedback für Entwickler</w:t>
+      </w:r>
+    </w:p>
+    <w:p>
+      <w:pPr>
+        <w:pStyle w:val="Listenabsatz"/>
+        <w:numPr>
+          <w:ilvl w:val="0"/>
+          <w:numId w:val="1"/>
+        </w:numPr>
+      </w:pPr>
+      <w:r>
+        <w:t>Weniger manueller Testaufwand</w:t>
+      </w:r>
+    </w:p>
+    <w:p>
+      <w:pPr>
+        <w:pStyle w:val="Listenabsatz"/>
+        <w:numPr>
+          <w:ilvl w:val="0"/>
+          <w:numId w:val="1"/>
+        </w:numPr>
+      </w:pPr>
+      <w:r>
+        <w:t>Testbarkeit fördert sauber Code-Struktur</w:t>
+      </w:r>
+    </w:p>
+    <w:p>
+      <w:pPr>
+        <w:ind w:left="720"/>
+      </w:pPr>
+    </w:p>
+    <w:p/>
+    <w:p/>
+    <w:p/>
+    <w:p/>
+    <w:p/>
+    <w:p/>
+    <w:p/>
+    <w:p/>
+    <w:p/>
+    <w:p/>
+    <w:p/>
+    <w:p/>
+    <w:p/>
     <w:sectPr>
       <w:type w:val="continuous"/>
       <w:pgSz w:w="16838" w:h="11906" w:orient="landscape"/>
@@ -460,6 +724,127 @@
     </w:p>
   </w:footnote>
 </w:footnotes>
+</file>
+
+<file path=word/numbering.xml><?xml version="1.0" encoding="utf-8"?>
+<w:numbering xmlns:wpc="http://schemas.microsoft.com/office/word/2010/wordprocessingCanvas" xmlns:cx="http://schemas.microsoft.com/office/drawing/2014/chartex" xmlns:cx1="http://schemas.microsoft.com/office/drawing/2015/9/8/chartex" xmlns:cx2="http://schemas.microsoft.com/office/drawing/2015/10/21/chartex" xmlns:cx3="http://schemas.microsoft.com/office/drawing/2016/5/9/chartex" xmlns:cx4="http://schemas.microsoft.com/office/drawing/2016/5/10/chartex" xmlns:cx5="http://schemas.microsoft.com/office/drawing/2016/5/11/chartex" xmlns:cx6="http://schemas.microsoft.com/office/drawing/2016/5/12/chartex" xmlns:cx7="http://schemas.microsoft.com/office/drawing/2016/5/13/chartex" xmlns:cx8="http://schemas.microsoft.com/office/drawing/2016/5/14/chartex" xmlns:mc="http://schemas.openxmlformats.org/markup-compatibility/2006" xmlns:aink="http://schemas.microsoft.com/office/drawing/2016/ink" xmlns:am3d="http://schemas.microsoft.com/office/drawing/2017/model3d" xmlns:o="urn:schemas-microsoft-com:office:office" xmlns:oel="http://schemas.microsoft.com/office/2019/extlst" xmlns:r="http://schemas.openxmlformats.org/officeDocument/2006/relationships" xmlns:m="http://schemas.openxmlformats.org/officeDocument/2006/math" xmlns:v="urn:schemas-microsoft-com:vml" xmlns:wp14="http://schemas.microsoft.com/office/word/2010/wordprocessingDrawing" xmlns:wp="http://schemas.openxmlformats.org/drawingml/2006/wordprocessingDrawing" xmlns:w10="urn:schemas-microsoft-com:office:word" xmlns:w="http://schemas.openxmlformats.org/wordprocessingml/2006/main" xmlns:w14="http://schemas.microsoft.com/office/word/2010/wordml" xmlns:w15="http://schemas.microsoft.com/office/word/2012/wordml" xmlns:w16cex="http://schemas.microsoft.com/office/word/2018/wordml/cex" xmlns:w16cid="http://schemas.microsoft.com/office/word/2016/wordml/cid" xmlns:w16="http://schemas.microsoft.com/office/word/2018/wordml" xmlns:w16du="http://schemas.microsoft.com/office/word/2023/wordml/word16du" xmlns:w16sdtdh="http://schemas.microsoft.com/office/word/2020/wordml/sdtdatahash" xmlns:w16sdtfl="http://schemas.microsoft.com/office/word/2024/wordml/sdtformatlock" xmlns:w16se="http://schemas.microsoft.com/office/word/2015/wordml/symex" xmlns:wpg="http://schemas.microsoft.com/office/word/2010/wordprocessingGroup" xmlns:wpi="http://schemas.microsoft.com/office/word/2010/wordprocessingInk" xmlns:wne="http://schemas.microsoft.com/office/word/2006/wordml" xmlns:wps="http://schemas.microsoft.com/office/word/2010/wordprocessingShape" mc:Ignorable="w14 w15 w16se w16cid w16 w16cex w16sdtdh w16sdtfl w16du wp14">
+  <w:abstractNum w:abstractNumId="0" w15:restartNumberingAfterBreak="0">
+    <w:nsid w:val="3DAC3305"/>
+    <w:multiLevelType w:val="hybridMultilevel"/>
+    <w:tmpl w:val="44AAA92E"/>
+    <w:lvl w:ilvl="0" w:tplc="829E5BE8">
+      <w:start w:val="1"/>
+      <w:numFmt w:val="bullet"/>
+      <w:lvlText w:val="-"/>
+      <w:lvlJc w:val="left"/>
+      <w:pPr>
+        <w:ind w:left="1080" w:hanging="360"/>
+      </w:pPr>
+      <w:rPr>
+        <w:rFonts w:ascii="Aptos" w:eastAsiaTheme="minorHAnsi" w:hAnsi="Aptos" w:cstheme="minorBidi" w:hint="default"/>
+      </w:rPr>
+    </w:lvl>
+    <w:lvl w:ilvl="1" w:tplc="04070003" w:tentative="1">
+      <w:start w:val="1"/>
+      <w:numFmt w:val="bullet"/>
+      <w:lvlText w:val="o"/>
+      <w:lvlJc w:val="left"/>
+      <w:pPr>
+        <w:ind w:left="1800" w:hanging="360"/>
+      </w:pPr>
+      <w:rPr>
+        <w:rFonts w:ascii="Courier New" w:hAnsi="Courier New" w:cs="Courier New" w:hint="default"/>
+      </w:rPr>
+    </w:lvl>
+    <w:lvl w:ilvl="2" w:tplc="04070005" w:tentative="1">
+      <w:start w:val="1"/>
+      <w:numFmt w:val="bullet"/>
+      <w:lvlText w:val=""/>
+      <w:lvlJc w:val="left"/>
+      <w:pPr>
+        <w:ind w:left="2520" w:hanging="360"/>
+      </w:pPr>
+      <w:rPr>
+        <w:rFonts w:ascii="Wingdings" w:hAnsi="Wingdings" w:hint="default"/>
+      </w:rPr>
+    </w:lvl>
+    <w:lvl w:ilvl="3" w:tplc="04070001" w:tentative="1">
+      <w:start w:val="1"/>
+      <w:numFmt w:val="bullet"/>
+      <w:lvlText w:val=""/>
+      <w:lvlJc w:val="left"/>
+      <w:pPr>
+        <w:ind w:left="3240" w:hanging="360"/>
+      </w:pPr>
+      <w:rPr>
+        <w:rFonts w:ascii="Symbol" w:hAnsi="Symbol" w:hint="default"/>
+      </w:rPr>
+    </w:lvl>
+    <w:lvl w:ilvl="4" w:tplc="04070003" w:tentative="1">
+      <w:start w:val="1"/>
+      <w:numFmt w:val="bullet"/>
+      <w:lvlText w:val="o"/>
+      <w:lvlJc w:val="left"/>
+      <w:pPr>
+        <w:ind w:left="3960" w:hanging="360"/>
+      </w:pPr>
+      <w:rPr>
+        <w:rFonts w:ascii="Courier New" w:hAnsi="Courier New" w:cs="Courier New" w:hint="default"/>
+      </w:rPr>
+    </w:lvl>
+    <w:lvl w:ilvl="5" w:tplc="04070005" w:tentative="1">
+      <w:start w:val="1"/>
+      <w:numFmt w:val="bullet"/>
+      <w:lvlText w:val=""/>
+      <w:lvlJc w:val="left"/>
+      <w:pPr>
+        <w:ind w:left="4680" w:hanging="360"/>
+      </w:pPr>
+      <w:rPr>
+        <w:rFonts w:ascii="Wingdings" w:hAnsi="Wingdings" w:hint="default"/>
+      </w:rPr>
+    </w:lvl>
+    <w:lvl w:ilvl="6" w:tplc="04070001" w:tentative="1">
+      <w:start w:val="1"/>
+      <w:numFmt w:val="bullet"/>
+      <w:lvlText w:val=""/>
+      <w:lvlJc w:val="left"/>
+      <w:pPr>
+        <w:ind w:left="5400" w:hanging="360"/>
+      </w:pPr>
+      <w:rPr>
+        <w:rFonts w:ascii="Symbol" w:hAnsi="Symbol" w:hint="default"/>
+      </w:rPr>
+    </w:lvl>
+    <w:lvl w:ilvl="7" w:tplc="04070003" w:tentative="1">
+      <w:start w:val="1"/>
+      <w:numFmt w:val="bullet"/>
+      <w:lvlText w:val="o"/>
+      <w:lvlJc w:val="left"/>
+      <w:pPr>
+        <w:ind w:left="6120" w:hanging="360"/>
+      </w:pPr>
+      <w:rPr>
+        <w:rFonts w:ascii="Courier New" w:hAnsi="Courier New" w:cs="Courier New" w:hint="default"/>
+      </w:rPr>
+    </w:lvl>
+    <w:lvl w:ilvl="8" w:tplc="04070005" w:tentative="1">
+      <w:start w:val="1"/>
+      <w:numFmt w:val="bullet"/>
+      <w:lvlText w:val=""/>
+      <w:lvlJc w:val="left"/>
+      <w:pPr>
+        <w:ind w:left="6840" w:hanging="360"/>
+      </w:pPr>
+      <w:rPr>
+        <w:rFonts w:ascii="Wingdings" w:hAnsi="Wingdings" w:hint="default"/>
+      </w:rPr>
+    </w:lvl>
+  </w:abstractNum>
+  <w:num w:numId="1" w16cid:durableId="1338727514">
+    <w:abstractNumId w:val="0"/>
+  </w:num>
+</w:numbering>
 </file>
 
 <file path=word/styles.xml><?xml version="1.0" encoding="utf-8"?>
